--- a/fuentes/633400_CF02_AD.docx
+++ b/fuentes/633400_CF02_AD.docx
@@ -62,7 +62,7 @@
                 <w:lang w:val="es-CO"/>
               </w:rPr>
               <w:drawing>
-                <wp:anchor distT="0" distB="0" distL="114300" distR="114300" simplePos="0" relativeHeight="251658240" behindDoc="0" locked="0" layoutInCell="1" allowOverlap="1" wp14:anchorId="2D5C970A" wp14:editId="1FC21379">
+                <wp:anchor distT="0" distB="0" distL="114300" distR="114300" simplePos="0" relativeHeight="251658240" behindDoc="0" locked="0" layoutInCell="1" allowOverlap="1" wp14:anchorId="2D5C970A" wp14:editId="5C310BC7">
                   <wp:simplePos x="0" y="0"/>
                   <wp:positionH relativeFrom="column">
                     <wp:posOffset>-14218</wp:posOffset>
@@ -1242,7 +1242,7 @@
                 <w:sz w:val="20"/>
                 <w:szCs w:val="20"/>
               </w:rPr>
-              <w:t>¡Muy bien! Ha acertado la respuesta.</w:t>
+              <w:t>Excelente trabajo. Tiene un claro entendimiento sobre el tema.</w:t>
             </w:r>
           </w:p>
         </w:tc>
@@ -1302,7 +1302,7 @@
                 <w:sz w:val="20"/>
                 <w:szCs w:val="20"/>
               </w:rPr>
-              <w:t>Lo sentimos, su respuesta no es la correcta.</w:t>
+              <w:t>Respuesta incorrecta, revise nuevamente el contenido del componente formativo.</w:t>
             </w:r>
           </w:p>
         </w:tc>
@@ -1749,7 +1749,7 @@
                 <w:sz w:val="20"/>
                 <w:szCs w:val="20"/>
               </w:rPr>
-              <w:t>¡Muy bien! Ha acertado la respuesta.</w:t>
+              <w:t>Excelente trabajo. Tiene un claro entendimiento sobre el tema.</w:t>
             </w:r>
           </w:p>
         </w:tc>
@@ -1809,7 +1809,7 @@
                 <w:sz w:val="20"/>
                 <w:szCs w:val="20"/>
               </w:rPr>
-              <w:t>Lo sentimos, su respuesta no es la correcta.</w:t>
+              <w:t>Respuesta incorrecta, revise nuevamente el contenido del componente formativo.</w:t>
             </w:r>
           </w:p>
         </w:tc>
@@ -2267,7 +2267,7 @@
                 <w:sz w:val="20"/>
                 <w:szCs w:val="20"/>
               </w:rPr>
-              <w:t>¡Muy bien! Ha acertado la respuesta.</w:t>
+              <w:t>Excelente trabajo. Tiene un claro entendimiento sobre el tema.</w:t>
             </w:r>
           </w:p>
         </w:tc>
@@ -2327,7 +2327,7 @@
                 <w:sz w:val="20"/>
                 <w:szCs w:val="20"/>
               </w:rPr>
-              <w:t>Lo sentimos, su respuesta no es la correcta.</w:t>
+              <w:t>Respuesta incorrecta, revise nuevamente el contenido del componente formativo.</w:t>
             </w:r>
           </w:p>
         </w:tc>
@@ -2774,7 +2774,7 @@
                 <w:sz w:val="20"/>
                 <w:szCs w:val="20"/>
               </w:rPr>
-              <w:t>¡Muy bien! Ha acertado la respuesta.</w:t>
+              <w:t>Excelente trabajo. Tiene un claro entendimiento sobre el tema.</w:t>
             </w:r>
           </w:p>
         </w:tc>
@@ -2834,7 +2834,7 @@
                 <w:sz w:val="20"/>
                 <w:szCs w:val="20"/>
               </w:rPr>
-              <w:t>Lo sentimos, su respuesta no es la correcta.</w:t>
+              <w:t>Respuesta incorrecta, revise nuevamente el contenido del componente formativo.</w:t>
             </w:r>
           </w:p>
         </w:tc>
@@ -3270,7 +3270,7 @@
                 <w:sz w:val="20"/>
                 <w:szCs w:val="20"/>
               </w:rPr>
-              <w:t>¡Muy bien! Ha acertado la respuesta.</w:t>
+              <w:t>Excelente trabajo. Tiene un claro entendimiento sobre el tema.</w:t>
             </w:r>
           </w:p>
         </w:tc>
@@ -3330,7 +3330,7 @@
                 <w:sz w:val="20"/>
                 <w:szCs w:val="20"/>
               </w:rPr>
-              <w:t>Lo sentimos, su respuesta no es la correcta.</w:t>
+              <w:t>Respuesta incorrecta, revise nuevamente el contenido del componente formativo.</w:t>
             </w:r>
           </w:p>
         </w:tc>
@@ -3770,7 +3770,7 @@
                 <w:sz w:val="20"/>
                 <w:szCs w:val="20"/>
               </w:rPr>
-              <w:t>¡Muy bien! Ha acertado la respuesta.</w:t>
+              <w:t>Excelente trabajo. Tiene un claro entendimiento sobre el tema.</w:t>
             </w:r>
           </w:p>
         </w:tc>
@@ -3830,7 +3830,7 @@
                 <w:sz w:val="20"/>
                 <w:szCs w:val="20"/>
               </w:rPr>
-              <w:t>Lo sentimos, su respuesta no es la correcta.</w:t>
+              <w:t>Respuesta incorrecta, revise nuevamente el contenido del componente formativo.</w:t>
             </w:r>
           </w:p>
         </w:tc>
@@ -4290,7 +4290,7 @@
                 <w:sz w:val="20"/>
                 <w:szCs w:val="20"/>
               </w:rPr>
-              <w:t>¡Muy bien! Ha acertado la respuesta.</w:t>
+              <w:t>Excelente trabajo. Tiene un claro entendimiento sobre el tema.</w:t>
             </w:r>
           </w:p>
         </w:tc>
@@ -4350,7 +4350,7 @@
                 <w:sz w:val="20"/>
                 <w:szCs w:val="20"/>
               </w:rPr>
-              <w:t>Lo sentimos, su respuesta no es la correcta.</w:t>
+              <w:t>Respuesta incorrecta, revise nuevamente el contenido del componente formativo.</w:t>
             </w:r>
           </w:p>
         </w:tc>
@@ -4798,7 +4798,7 @@
                 <w:sz w:val="20"/>
                 <w:szCs w:val="20"/>
               </w:rPr>
-              <w:t>¡Muy bien! Ha acertado la respuesta.</w:t>
+              <w:t>Excelente trabajo. Tiene un claro entendimiento sobre el tema.</w:t>
             </w:r>
           </w:p>
         </w:tc>
@@ -4858,7 +4858,7 @@
                 <w:sz w:val="20"/>
                 <w:szCs w:val="20"/>
               </w:rPr>
-              <w:t>Lo sentimos, su respuesta no es la correcta.</w:t>
+              <w:t>Respuesta incorrecta, revise nuevamente el contenido del componente formativo.</w:t>
             </w:r>
           </w:p>
         </w:tc>
@@ -5301,7 +5301,7 @@
                 <w:sz w:val="20"/>
                 <w:szCs w:val="20"/>
               </w:rPr>
-              <w:t>¡Muy bien! Ha acertado la respuesta.</w:t>
+              <w:t>Excelente trabajo. Tiene un claro entendimiento sobre el tema.</w:t>
             </w:r>
           </w:p>
         </w:tc>
@@ -5361,7 +5361,7 @@
                 <w:sz w:val="20"/>
                 <w:szCs w:val="20"/>
               </w:rPr>
-              <w:t>Lo sentimos, su respuesta no es la correcta.</w:t>
+              <w:t>Respuesta incorrecta, revise nuevamente el contenido del componente formativo.</w:t>
             </w:r>
           </w:p>
         </w:tc>
@@ -5806,7 +5806,7 @@
                 <w:sz w:val="20"/>
                 <w:szCs w:val="20"/>
               </w:rPr>
-              <w:t>¡Muy bien! Ha acertado la respuesta.</w:t>
+              <w:t>Excelente trabajo. Tiene un claro entendimiento sobre el tema.</w:t>
             </w:r>
           </w:p>
         </w:tc>
@@ -5866,7 +5866,7 @@
                 <w:sz w:val="20"/>
                 <w:szCs w:val="20"/>
               </w:rPr>
-              <w:t>Lo sentimos, su respuesta no es la correcta.</w:t>
+              <w:t>Respuesta incorrecta, revise nuevamente el contenido del componente formativo.</w:t>
             </w:r>
           </w:p>
         </w:tc>
@@ -14403,6 +14403,7 @@
   <w:style w:type="character" w:default="1" w:styleId="Fuentedeprrafopredeter">
     <w:name w:val="Default Paragraph Font"/>
     <w:uiPriority w:val="1"/>
+    <w:semiHidden/>
     <w:unhideWhenUsed/>
   </w:style>
   <w:style w:type="table" w:default="1" w:styleId="Tablanormal">
@@ -15112,6 +15113,17 @@
 </file>
 
 <file path=customXml/item1.xml><?xml version="1.0" encoding="utf-8"?>
+<p:properties xmlns:p="http://schemas.microsoft.com/office/2006/metadata/properties" xmlns:xsi="http://www.w3.org/2001/XMLSchema-instance" xmlns:pc="http://schemas.microsoft.com/office/infopath/2007/PartnerControls">
+  <documentManagement>
+    <TaxCatchAll xmlns="13c90a0b-73bc-4dc0-be5f-28d77b615beb" xsi:nil="true"/>
+    <lcf76f155ced4ddcb4097134ff3c332f xmlns="13c93bba-48ce-428c-bfe5-88b42c19b028">
+      <Terms xmlns="http://schemas.microsoft.com/office/infopath/2007/PartnerControls"/>
+    </lcf76f155ced4ddcb4097134ff3c332f>
+  </documentManagement>
+</p:properties>
+</file>
+
+<file path=customXml/item2.xml><?xml version="1.0" encoding="utf-8"?>
 <ct:contentTypeSchema xmlns:ct="http://schemas.microsoft.com/office/2006/metadata/contentType" xmlns:ma="http://schemas.microsoft.com/office/2006/metadata/properties/metaAttributes" ct:_="" ma:_="" ma:contentTypeName="Documento" ma:contentTypeID="0x0101006A81D6BD42E8DF4C91013959704817E1" ma:contentTypeVersion="15" ma:contentTypeDescription="Crear nuevo documento." ma:contentTypeScope="" ma:versionID="bf4f72ffd194f0963ff564daca6869f7">
   <xsd:schema xmlns:xsd="http://www.w3.org/2001/XMLSchema" xmlns:xs="http://www.w3.org/2001/XMLSchema" xmlns:p="http://schemas.microsoft.com/office/2006/metadata/properties" xmlns:ns2="13c90a0b-73bc-4dc0-be5f-28d77b615beb" xmlns:ns3="13c93bba-48ce-428c-bfe5-88b42c19b028" targetNamespace="http://schemas.microsoft.com/office/2006/metadata/properties" ma:root="true" ma:fieldsID="8718d6f4873a5b1392a45044efa78385" ns2:_="" ns3:_="">
     <xsd:import namespace="13c90a0b-73bc-4dc0-be5f-28d77b615beb"/>
@@ -15346,17 +15358,6 @@
 </ct:contentTypeSchema>
 </file>
 
-<file path=customXml/item2.xml><?xml version="1.0" encoding="utf-8"?>
-<p:properties xmlns:p="http://schemas.microsoft.com/office/2006/metadata/properties" xmlns:xsi="http://www.w3.org/2001/XMLSchema-instance" xmlns:pc="http://schemas.microsoft.com/office/infopath/2007/PartnerControls">
-  <documentManagement>
-    <TaxCatchAll xmlns="13c90a0b-73bc-4dc0-be5f-28d77b615beb" xsi:nil="true"/>
-    <lcf76f155ced4ddcb4097134ff3c332f xmlns="13c93bba-48ce-428c-bfe5-88b42c19b028">
-      <Terms xmlns="http://schemas.microsoft.com/office/infopath/2007/PartnerControls"/>
-    </lcf76f155ced4ddcb4097134ff3c332f>
-  </documentManagement>
-</p:properties>
-</file>
-
 <file path=customXml/item3.xml><?xml version="1.0" encoding="utf-8"?>
 <?mso-contentType ?>
 <FormTemplates xmlns="http://schemas.microsoft.com/sharepoint/v3/contenttype/forms">
@@ -15367,6 +15368,17 @@
 </file>
 
 <file path=customXml/itemProps1.xml><?xml version="1.0" encoding="utf-8"?>
+<ds:datastoreItem xmlns:ds="http://schemas.openxmlformats.org/officeDocument/2006/customXml" ds:itemID="{29AB67F1-8FF3-4B7A-94A8-FAC388E5205B}">
+  <ds:schemaRefs>
+    <ds:schemaRef ds:uri="http://schemas.microsoft.com/office/2006/metadata/properties"/>
+    <ds:schemaRef ds:uri="http://schemas.microsoft.com/office/infopath/2007/PartnerControls"/>
+    <ds:schemaRef ds:uri="13c90a0b-73bc-4dc0-be5f-28d77b615beb"/>
+    <ds:schemaRef ds:uri="13c93bba-48ce-428c-bfe5-88b42c19b028"/>
+  </ds:schemaRefs>
+</ds:datastoreItem>
+</file>
+
+<file path=customXml/itemProps2.xml><?xml version="1.0" encoding="utf-8"?>
 <ds:datastoreItem xmlns:ds="http://schemas.openxmlformats.org/officeDocument/2006/customXml" ds:itemID="{F5ACD2AB-0A4D-457D-8D51-622A21E0959B}">
   <ds:schemaRefs>
     <ds:schemaRef ds:uri="http://schemas.microsoft.com/office/2006/metadata/contentType"/>
@@ -15385,17 +15397,6 @@
 </ds:datastoreItem>
 </file>
 
-<file path=customXml/itemProps2.xml><?xml version="1.0" encoding="utf-8"?>
-<ds:datastoreItem xmlns:ds="http://schemas.openxmlformats.org/officeDocument/2006/customXml" ds:itemID="{29AB67F1-8FF3-4B7A-94A8-FAC388E5205B}">
-  <ds:schemaRefs>
-    <ds:schemaRef ds:uri="http://schemas.microsoft.com/office/2006/metadata/properties"/>
-    <ds:schemaRef ds:uri="http://schemas.microsoft.com/office/infopath/2007/PartnerControls"/>
-    <ds:schemaRef ds:uri="13c90a0b-73bc-4dc0-be5f-28d77b615beb"/>
-    <ds:schemaRef ds:uri="13c93bba-48ce-428c-bfe5-88b42c19b028"/>
-  </ds:schemaRefs>
-</ds:datastoreItem>
-</file>
-
 <file path=customXml/itemProps3.xml><?xml version="1.0" encoding="utf-8"?>
 <ds:datastoreItem xmlns:ds="http://schemas.openxmlformats.org/officeDocument/2006/customXml" ds:itemID="{D91356B1-0FB8-448B-A74D-2FF735E0C29A}">
   <ds:schemaRefs>
